--- a/Documentation/MacBasic-Users-Guide.docx
+++ b/Documentation/MacBasic-Users-Guide.docx
@@ -1079,45 +1079,13 @@
         </w:pBdr>
       </w:pPr>
       <w:r>
-        <w:rPr>
-          <w:rFonts w:ascii="Liberation Mono" w:hAnsi="Liberation Mono"/>
-          <w:color w:val="1D2733"/>
-          <w:sz w:val="16"/>
-        </w:rPr>
-        <w:t>WINDOW OPEN "Hello", 520, 300, 120, 160</w:t>
-      </w:r>
-      <w:r>
+        <w:t>WINDOW OPEN 1, "Hello", 520, 300, 120, 160</w:t>
         <w:br/>
-      </w:r>
-      <w:r>
-        <w:rPr>
-          <w:rFonts w:ascii="Liberation Mono" w:hAnsi="Liberation Mono"/>
-          <w:color w:val="1D2733"/>
-          <w:sz w:val="16"/>
-        </w:rPr>
-        <w:t>VIEW ADD "canvas", "Hello", 10, 10, 500, 260</w:t>
-      </w:r>
-      <w:r>
+        <w:t>VIEW ADD 10, 1, 10, 10, 500, 260</w:t>
         <w:br/>
-      </w:r>
-      <w:r>
-        <w:rPr>
-          <w:rFonts w:ascii="Liberation Mono" w:hAnsi="Liberation Mono"/>
-          <w:color w:val="1D2733"/>
-          <w:sz w:val="16"/>
-        </w:rPr>
-        <w:t>CLEAR "canvas", "#F5F3FF"</w:t>
-      </w:r>
-      <w:r>
+        <w:t>CLEAR 10, "#F5F3FF"</w:t>
         <w:br/>
-      </w:r>
-      <w:r>
-        <w:rPr>
-          <w:rFonts w:ascii="Liberation Mono" w:hAnsi="Liberation Mono"/>
-          <w:color w:val="1D2733"/>
-          <w:sz w:val="16"/>
-        </w:rPr>
-        <w:t>DRAW TEXT "canvas", "Hello from MacBasic", 80, 100, "#312E81"</w:t>
+        <w:t>DRAW TEXT 10, "Hello from MacBasic", 80, 100, "#312E81"</w:t>
       </w:r>
     </w:p>
     <w:p>
@@ -4225,13 +4193,7 @@
         </w:pBdr>
       </w:pPr>
       <w:r>
-        <w:rPr>
-          <w:rFonts w:ascii="Liberation Mono" w:hAnsi="Liberation Mono"/>
-          <w:b/>
-          <w:color w:val="30206F"/>
-          <w:sz w:val="18"/>
-        </w:rPr>
-        <w:t>WINDOW OPEN title$, width, height[, x, y]</w:t>
+        <w:t>WINDOW OPEN windowId, title$, width, height[, x, y]</w:t>
       </w:r>
     </w:p>
     <w:p>
@@ -4243,33 +4205,14 @@
         </w:pBdr>
       </w:pPr>
       <w:r>
-        <w:rPr>
-          <w:rFonts w:ascii="Liberation Mono" w:hAnsi="Liberation Mono"/>
-          <w:color w:val="1D2733"/>
-          <w:sz w:val="16"/>
-        </w:rPr>
-        <w:t>WINDOW OPEN "Chart", 640, 420, 160, 140</w:t>
-      </w:r>
-      <w:r>
+        <w:t>WINDOW OPEN 1, "Chart", 640, 420, 160, 140</w:t>
         <w:br/>
-      </w:r>
-      <w:r>
-        <w:rPr>
-          <w:rFonts w:ascii="Liberation Mono" w:hAnsi="Liberation Mono"/>
-          <w:color w:val="1D2733"/>
-          <w:sz w:val="16"/>
-        </w:rPr>
-        <w:t>VIEW ADD "plot", "Chart", 20, 20, 600, 360</w:t>
-      </w:r>
-    </w:p>
-    <w:p>
-      <w:r>
-        <w:rPr>
-          <w:rFonts w:ascii="Liberation Serif" w:hAnsi="Liberation Serif"/>
-          <w:color w:val="17171C"/>
-          <w:sz w:val="21"/>
-        </w:rPr>
-        <w:t>The optional x and y values are screen coordinates. VIEW ADD creates a named drawing canvas inside an existing window.</w:t>
+        <w:t>VIEW ADD 10, 1, 20, 20, 600, 360</w:t>
+      </w:r>
+    </w:p>
+    <w:p>
+      <w:r>
+        <w:t>Window and view IDs are positive integers used to route later commands; titles are display text only. The optional x and y values are screen coordinates. VIEW ADD places a canvas in the window selected by its ID.</w:t>
       </w:r>
     </w:p>
     <w:p>
@@ -4387,16 +4330,8 @@
             </w:tcMar>
           </w:tcPr>
           <w:p>
-            <w:pPr>
-              <w:spacing w:after="0"/>
-            </w:pPr>
             <w:r>
-              <w:rPr>
-                <w:rFonts w:ascii="Liberation Serif" w:hAnsi="Liberation Serif"/>
-                <w:color w:val="17171C"/>
-                <w:sz w:val="17"/>
-              </w:rPr>
-              <w:t>view[, color]</w:t>
+              <w:t>viewId[, color]</w:t>
             </w:r>
           </w:p>
         </w:tc>
@@ -4439,16 +4374,8 @@
             </w:tcMar>
           </w:tcPr>
           <w:p>
-            <w:pPr>
-              <w:spacing w:after="0"/>
-            </w:pPr>
             <w:r>
-              <w:rPr>
-                <w:rFonts w:ascii="Liberation Serif" w:hAnsi="Liberation Serif"/>
-                <w:color w:val="17171C"/>
-                <w:sz w:val="17"/>
-              </w:rPr>
-              <w:t>view, x1, y1, x2, y2[, color]</w:t>
+              <w:t>viewId, x1, y1, x2, y2[, color]</w:t>
             </w:r>
           </w:p>
         </w:tc>
@@ -4491,16 +4418,8 @@
             </w:tcMar>
           </w:tcPr>
           <w:p>
-            <w:pPr>
-              <w:spacing w:after="0"/>
-            </w:pPr>
             <w:r>
-              <w:rPr>
-                <w:rFonts w:ascii="Liberation Serif" w:hAnsi="Liberation Serif"/>
-                <w:color w:val="17171C"/>
-                <w:sz w:val="17"/>
-              </w:rPr>
-              <w:t>view, x, y, width, height[, color[, fill]]</w:t>
+              <w:t>viewId, x, y, width, height[, color[, fill]]</w:t>
             </w:r>
           </w:p>
         </w:tc>
@@ -4543,16 +4462,8 @@
             </w:tcMar>
           </w:tcPr>
           <w:p>
-            <w:pPr>
-              <w:spacing w:after="0"/>
-            </w:pPr>
             <w:r>
-              <w:rPr>
-                <w:rFonts w:ascii="Liberation Serif" w:hAnsi="Liberation Serif"/>
-                <w:color w:val="17171C"/>
-                <w:sz w:val="17"/>
-              </w:rPr>
-              <w:t>view, x, y, width, height[, color[, fill]]</w:t>
+              <w:t>viewId, x, y, width, height[, color[, fill]]</w:t>
             </w:r>
           </w:p>
         </w:tc>
@@ -4595,16 +4506,8 @@
             </w:tcMar>
           </w:tcPr>
           <w:p>
-            <w:pPr>
-              <w:spacing w:after="0"/>
-            </w:pPr>
             <w:r>
-              <w:rPr>
-                <w:rFonts w:ascii="Liberation Serif" w:hAnsi="Liberation Serif"/>
-                <w:color w:val="17171C"/>
-                <w:sz w:val="17"/>
-              </w:rPr>
-              <w:t>view, text, x, y[, color]</w:t>
+              <w:t>viewId, text, x, y[, color]</w:t>
             </w:r>
           </w:p>
         </w:tc>
@@ -4624,45 +4527,13 @@
         </w:pBdr>
       </w:pPr>
       <w:r>
-        <w:rPr>
-          <w:rFonts w:ascii="Liberation Mono" w:hAnsi="Liberation Mono"/>
-          <w:color w:val="1D2733"/>
-          <w:sz w:val="16"/>
-        </w:rPr>
-        <w:t>CLEAR "plot", "#F5F3FF"</w:t>
-      </w:r>
-      <w:r>
+        <w:t>CLEAR 10, "#F5F3FF"</w:t>
         <w:br/>
-      </w:r>
-      <w:r>
-        <w:rPr>
-          <w:rFonts w:ascii="Liberation Mono" w:hAnsi="Liberation Mono"/>
-          <w:color w:val="1D2733"/>
-          <w:sz w:val="16"/>
-        </w:rPr>
-        <w:t>DRAW RECT "plot", 20, 20, 180, 90, "#4F46E5", 1</w:t>
-      </w:r>
-      <w:r>
+        <w:t>DRAW RECT 10, 20, 20, 180, 90, "#4F46E5", 1</w:t>
         <w:br/>
-      </w:r>
-      <w:r>
-        <w:rPr>
-          <w:rFonts w:ascii="Liberation Mono" w:hAnsi="Liberation Mono"/>
-          <w:color w:val="1D2733"/>
-          <w:sz w:val="16"/>
-        </w:rPr>
-        <w:t>DRAW OVAL "plot", 240, 20, 120, 120, "cyan", 0</w:t>
-      </w:r>
-      <w:r>
+        <w:t>DRAW OVAL 10, 240, 20, 120, 120, "cyan", 0</w:t>
         <w:br/>
-      </w:r>
-      <w:r>
-        <w:rPr>
-          <w:rFonts w:ascii="Liberation Mono" w:hAnsi="Liberation Mono"/>
-          <w:color w:val="1D2733"/>
-          <w:sz w:val="16"/>
-        </w:rPr>
-        <w:t>DRAW TEXT "plot", "MacBasic", 180, 190, "#312E81"</w:t>
+        <w:t>DRAW TEXT 10, "MacBasic", 180, 190, "#312E81"</w:t>
       </w:r>
     </w:p>
     <w:p>
@@ -7385,23 +7256,12 @@
         </w:pBdr>
       </w:pPr>
       <w:r>
-        <w:rPr>
-          <w:rFonts w:ascii="Liberation Mono" w:hAnsi="Liberation Mono"/>
-          <w:b/>
-          <w:color w:val="30206F"/>
-          <w:sz w:val="18"/>
-        </w:rPr>
-        <w:t>CLEAR | CLEAR view$[, color]</w:t>
-      </w:r>
-    </w:p>
-    <w:p>
-      <w:r>
-        <w:rPr>
-          <w:rFonts w:ascii="Liberation Serif" w:hAnsi="Liberation Serif"/>
-          <w:color w:val="17171C"/>
-          <w:sz w:val="21"/>
-        </w:rPr>
-        <w:t>Without arguments, removes variables. With a view name, clears a canvas.</w:t>
+        <w:t>CLEAR | CLEAR viewId[, color]</w:t>
+      </w:r>
+    </w:p>
+    <w:p>
+      <w:r>
+        <w:t>Without arguments, removes variables. With a view ID, clears that canvas.</w:t>
       </w:r>
     </w:p>
     <w:p>
@@ -7421,12 +7281,7 @@
         </w:pBdr>
       </w:pPr>
       <w:r>
-        <w:rPr>
-          <w:rFonts w:ascii="Liberation Mono" w:hAnsi="Liberation Mono"/>
-          <w:color w:val="1D2733"/>
-          <w:sz w:val="16"/>
-        </w:rPr>
-        <w:t>CLEAR "canvas", "white"</w:t>
+        <w:t>CLEAR 10, "white"</w:t>
       </w:r>
     </w:p>
     <w:p>
@@ -7453,23 +7308,12 @@
         </w:pBdr>
       </w:pPr>
       <w:r>
-        <w:rPr>
-          <w:rFonts w:ascii="Liberation Mono" w:hAnsi="Liberation Mono"/>
-          <w:b/>
-          <w:color w:val="30206F"/>
-          <w:sz w:val="18"/>
-        </w:rPr>
-        <w:t>CLOSE [#channel] | WINDOW CLOSE title$</w:t>
-      </w:r>
-    </w:p>
-    <w:p>
-      <w:r>
-        <w:rPr>
-          <w:rFonts w:ascii="Liberation Serif" w:hAnsi="Liberation Serif"/>
-          <w:color w:val="17171C"/>
-          <w:sz w:val="21"/>
-        </w:rPr>
-        <w:t>Closes files or a named native window.</w:t>
+        <w:t>CLOSE [#channel] | WINDOW CLOSE windowId</w:t>
+      </w:r>
+    </w:p>
+    <w:p>
+      <w:r>
+        <w:t>Closes files or the native window selected by ID.</w:t>
       </w:r>
     </w:p>
     <w:p>
@@ -8067,23 +7911,12 @@
         </w:pBdr>
       </w:pPr>
       <w:r>
-        <w:rPr>
-          <w:rFonts w:ascii="Liberation Mono" w:hAnsi="Liberation Mono"/>
-          <w:b/>
-          <w:color w:val="30206F"/>
-          <w:sz w:val="18"/>
-        </w:rPr>
-        <w:t>DRAW LINE view$, x1, y1, x2, y2[, color]</w:t>
-      </w:r>
-    </w:p>
-    <w:p>
-      <w:r>
-        <w:rPr>
-          <w:rFonts w:ascii="Liberation Serif" w:hAnsi="Liberation Serif"/>
-          <w:color w:val="17171C"/>
-          <w:sz w:val="21"/>
-        </w:rPr>
-        <w:t>Adds a retained line to a named view.</w:t>
+        <w:t>DRAW LINE viewId, x1, y1, x2, y2[, color]</w:t>
+      </w:r>
+    </w:p>
+    <w:p>
+      <w:r>
+        <w:t>Adds a retained line to the view selected by ID.</w:t>
       </w:r>
     </w:p>
     <w:p>
@@ -8103,12 +7936,7 @@
         </w:pBdr>
       </w:pPr>
       <w:r>
-        <w:rPr>
-          <w:rFonts w:ascii="Liberation Mono" w:hAnsi="Liberation Mono"/>
-          <w:color w:val="1D2733"/>
-          <w:sz w:val="16"/>
-        </w:rPr>
-        <w:t>DRAW LINE "v", 0,0,100,100, "red"</w:t>
+        <w:t>DRAW LINE 10, 0,0,100,100, "red"</w:t>
       </w:r>
     </w:p>
     <w:p>
@@ -8135,13 +7963,7 @@
         </w:pBdr>
       </w:pPr>
       <w:r>
-        <w:rPr>
-          <w:rFonts w:ascii="Liberation Mono" w:hAnsi="Liberation Mono"/>
-          <w:b/>
-          <w:color w:val="30206F"/>
-          <w:sz w:val="18"/>
-        </w:rPr>
-        <w:t>DRAW OVAL view$, x, y, w, h[, color[, fill]]</w:t>
+        <w:t>DRAW OVAL viewId, x, y, w, h[, color[, fill]]</w:t>
       </w:r>
     </w:p>
     <w:p>
@@ -8171,12 +7993,7 @@
         </w:pBdr>
       </w:pPr>
       <w:r>
-        <w:rPr>
-          <w:rFonts w:ascii="Liberation Mono" w:hAnsi="Liberation Mono"/>
-          <w:color w:val="1D2733"/>
-          <w:sz w:val="16"/>
-        </w:rPr>
-        <w:t>DRAW OVAL "v", 20,20,80,80, "cyan", 1</w:t>
+        <w:t>DRAW OVAL 10, 20,20,80,80, "cyan", 1</w:t>
       </w:r>
     </w:p>
     <w:p>
@@ -8203,13 +8020,7 @@
         </w:pBdr>
       </w:pPr>
       <w:r>
-        <w:rPr>
-          <w:rFonts w:ascii="Liberation Mono" w:hAnsi="Liberation Mono"/>
-          <w:b/>
-          <w:color w:val="30206F"/>
-          <w:sz w:val="18"/>
-        </w:rPr>
-        <w:t>DRAW RECT view$, x, y, w, h[, color[, fill]]</w:t>
+        <w:t>DRAW RECT viewId, x, y, w, h[, color[, fill]]</w:t>
       </w:r>
     </w:p>
     <w:p>
@@ -8239,12 +8050,7 @@
         </w:pBdr>
       </w:pPr>
       <w:r>
-        <w:rPr>
-          <w:rFonts w:ascii="Liberation Mono" w:hAnsi="Liberation Mono"/>
-          <w:color w:val="1D2733"/>
-          <w:sz w:val="16"/>
-        </w:rPr>
-        <w:t>DRAW RECT "v", 20,20,80,80, "blue", 0</w:t>
+        <w:t>DRAW RECT 10, 20,20,80,80, "blue", 0</w:t>
       </w:r>
     </w:p>
     <w:p>
@@ -8271,23 +8077,12 @@
         </w:pBdr>
       </w:pPr>
       <w:r>
-        <w:rPr>
-          <w:rFonts w:ascii="Liberation Mono" w:hAnsi="Liberation Mono"/>
-          <w:b/>
-          <w:color w:val="30206F"/>
-          <w:sz w:val="18"/>
-        </w:rPr>
-        <w:t>DRAW TEXT view$, text$, x, y[, color]</w:t>
-      </w:r>
-    </w:p>
-    <w:p>
-      <w:r>
-        <w:rPr>
-          <w:rFonts w:ascii="Liberation Serif" w:hAnsi="Liberation Serif"/>
-          <w:color w:val="17171C"/>
-          <w:sz w:val="21"/>
-        </w:rPr>
-        <w:t>Draws host-system text in a named view.</w:t>
+        <w:t>DRAW TEXT viewId, text$, x, y[, color]</w:t>
+      </w:r>
+    </w:p>
+    <w:p>
+      <w:r>
+        <w:t>Draws host-system text in the view selected by ID.</w:t>
       </w:r>
     </w:p>
     <w:p>
@@ -8307,12 +8102,7 @@
         </w:pBdr>
       </w:pPr>
       <w:r>
-        <w:rPr>
-          <w:rFonts w:ascii="Liberation Mono" w:hAnsi="Liberation Mono"/>
-          <w:color w:val="1D2733"/>
-          <w:sz w:val="16"/>
-        </w:rPr>
-        <w:t>DRAW TEXT "v", "Hello", 20,20, "black"</w:t>
+        <w:t>DRAW TEXT 10, "Hello", 20,20, "black"</w:t>
       </w:r>
     </w:p>
     <w:p>
@@ -15975,23 +15765,12 @@
         </w:pBdr>
       </w:pPr>
       <w:r>
-        <w:rPr>
-          <w:rFonts w:ascii="Liberation Mono" w:hAnsi="Liberation Mono"/>
-          <w:b/>
-          <w:color w:val="30206F"/>
-          <w:sz w:val="18"/>
-        </w:rPr>
-        <w:t>VIEW ADD name$, window$, x, y, width, height</w:t>
-      </w:r>
-    </w:p>
-    <w:p>
-      <w:r>
-        <w:rPr>
-          <w:rFonts w:ascii="Liberation Serif" w:hAnsi="Liberation Serif"/>
-          <w:color w:val="17171C"/>
-          <w:sz w:val="21"/>
-        </w:rPr>
-        <w:t>Creates a named drawing canvas.</w:t>
+        <w:t>VIEW ADD viewId, windowId, x, y, width, height</w:t>
+      </w:r>
+    </w:p>
+    <w:p>
+      <w:r>
+        <w:t>Creates an ID-addressable drawing canvas in the window selected by ID.</w:t>
       </w:r>
     </w:p>
     <w:p>
@@ -16011,12 +15790,7 @@
         </w:pBdr>
       </w:pPr>
       <w:r>
-        <w:rPr>
-          <w:rFonts w:ascii="Liberation Mono" w:hAnsi="Liberation Mono"/>
-          <w:color w:val="1D2733"/>
-          <w:sz w:val="16"/>
-        </w:rPr>
-        <w:t>VIEW ADD "v","Demo",0,0,400,300</w:t>
+        <w:t>VIEW ADD 10,1,0,0,400,300</w:t>
       </w:r>
     </w:p>
     <w:p>
@@ -16315,23 +16089,12 @@
         </w:pBdr>
       </w:pPr>
       <w:r>
-        <w:rPr>
-          <w:rFonts w:ascii="Liberation Mono" w:hAnsi="Liberation Mono"/>
-          <w:b/>
-          <w:color w:val="30206F"/>
-          <w:sz w:val="18"/>
-        </w:rPr>
-        <w:t>WINDOW OPEN title$, w, h[, x, y] | WINDOW CLOSE title$</w:t>
-      </w:r>
-    </w:p>
-    <w:p>
-      <w:r>
-        <w:rPr>
-          <w:rFonts w:ascii="Liberation Serif" w:hAnsi="Liberation Serif"/>
-          <w:color w:val="17171C"/>
-          <w:sz w:val="21"/>
-        </w:rPr>
-        <w:t>Creates or closes a native host window.</w:t>
+        <w:t>WINDOW OPEN windowId, title$, w, h[, x, y] | WINDOW CLOSE windowId</w:t>
+      </w:r>
+    </w:p>
+    <w:p>
+      <w:r>
+        <w:t>Creates or closes an ID-addressable native host window. The title is display text, not the routing key.</w:t>
       </w:r>
     </w:p>
     <w:p>
@@ -16351,12 +16114,7 @@
         </w:pBdr>
       </w:pPr>
       <w:r>
-        <w:rPr>
-          <w:rFonts w:ascii="Liberation Mono" w:hAnsi="Liberation Mono"/>
-          <w:color w:val="1D2733"/>
-          <w:sz w:val="16"/>
-        </w:rPr>
-        <w:t>WINDOW OPEN "Demo",640,400</w:t>
+        <w:t>WINDOW OPEN 1,"Demo",640,400</w:t>
       </w:r>
     </w:p>
     <w:p>
@@ -16555,110 +16313,24 @@
         </w:pBdr>
       </w:pPr>
       <w:r>
-        <w:rPr>
-          <w:rFonts w:ascii="Liberation Mono" w:hAnsi="Liberation Mono"/>
-          <w:color w:val="1D2733"/>
-          <w:sz w:val="16"/>
-        </w:rPr>
         <w:t>' MacBasic drawing example</w:t>
-      </w:r>
-      <w:r>
         <w:br/>
-      </w:r>
-      <w:r>
-        <w:rPr>
-          <w:rFonts w:ascii="Liberation Mono" w:hAnsi="Liberation Mono"/>
-          <w:color w:val="1D2733"/>
-          <w:sz w:val="16"/>
-        </w:rPr>
-        <w:t>WINDOW OPEN "Drawing Demo", 640, 420, 160, 140</w:t>
-      </w:r>
-      <w:r>
+        <w:t>WINDOW OPEN 1, "Drawing Demo", 640, 420, 160, 140</w:t>
         <w:br/>
-      </w:r>
-      <w:r>
-        <w:rPr>
-          <w:rFonts w:ascii="Liberation Mono" w:hAnsi="Liberation Mono"/>
-          <w:color w:val="1D2733"/>
-          <w:sz w:val="16"/>
-        </w:rPr>
-        <w:t>VIEW ADD "art", "Drawing Demo", 20, 20, 600, 360</w:t>
-      </w:r>
-      <w:r>
+        <w:t>VIEW ADD 10, 1, 20, 20, 600, 360</w:t>
         <w:br/>
-      </w:r>
-      <w:r>
-        <w:rPr>
-          <w:rFonts w:ascii="Liberation Mono" w:hAnsi="Liberation Mono"/>
-          <w:color w:val="1D2733"/>
-          <w:sz w:val="16"/>
-        </w:rPr>
-      </w:r>
-      <w:r>
         <w:br/>
-      </w:r>
-      <w:r>
-        <w:rPr>
-          <w:rFonts w:ascii="Liberation Mono" w:hAnsi="Liberation Mono"/>
-          <w:color w:val="1D2733"/>
-          <w:sz w:val="16"/>
-        </w:rPr>
-        <w:t>CLEAR "art", "#F5F3FF"</w:t>
-      </w:r>
-      <w:r>
+        <w:t>CLEAR 10, "#F5F3FF"</w:t>
         <w:br/>
-      </w:r>
-      <w:r>
-        <w:rPr>
-          <w:rFonts w:ascii="Liberation Mono" w:hAnsi="Liberation Mono"/>
-          <w:color w:val="1D2733"/>
-          <w:sz w:val="16"/>
-        </w:rPr>
-        <w:t>DRAW RECT "art", 30, 30, 540, 300, "#4F46E5", 0</w:t>
-      </w:r>
-      <w:r>
+        <w:t>DRAW RECT 10, 30, 30, 540, 300, "#4F46E5", 0</w:t>
         <w:br/>
-      </w:r>
-      <w:r>
-        <w:rPr>
-          <w:rFonts w:ascii="Liberation Mono" w:hAnsi="Liberation Mono"/>
-          <w:color w:val="1D2733"/>
-          <w:sz w:val="16"/>
-        </w:rPr>
-        <w:t>DRAW OVAL "art", 70, 80, 160, 160, "#06B6D4", 1</w:t>
-      </w:r>
-      <w:r>
+        <w:t>DRAW OVAL 10, 70, 80, 160, 160, "#06B6D4", 1</w:t>
         <w:br/>
-      </w:r>
-      <w:r>
-        <w:rPr>
-          <w:rFonts w:ascii="Liberation Mono" w:hAnsi="Liberation Mono"/>
-          <w:color w:val="1D2733"/>
-          <w:sz w:val="16"/>
-        </w:rPr>
-        <w:t>DRAW OVAL "art", 370, 80, 160, 160, "#EC4899", 1</w:t>
-      </w:r>
-      <w:r>
+        <w:t>DRAW OVAL 10, 370, 80, 160, 160, "#EC4899", 1</w:t>
         <w:br/>
-      </w:r>
-      <w:r>
-        <w:rPr>
-          <w:rFonts w:ascii="Liberation Mono" w:hAnsi="Liberation Mono"/>
-          <w:color w:val="1D2733"/>
-          <w:sz w:val="16"/>
-        </w:rPr>
-        <w:t>DRAW LINE "art", 230, 160, 370, 160, "#111827"</w:t>
-      </w:r>
-      <w:r>
+        <w:t>DRAW LINE 10, 230, 160, 370, 160, "#111827"</w:t>
         <w:br/>
-      </w:r>
-      <w:r>
-        <w:rPr>
-          <w:rFonts w:ascii="Liberation Mono" w:hAnsi="Liberation Mono"/>
-          <w:color w:val="1D2733"/>
-          <w:sz w:val="16"/>
-        </w:rPr>
-        <w:t>DRAW TEXT "art", "MacBasic Graphics", 205, 280, "#312E81"</w:t>
+        <w:t>DRAW TEXT 10, "MacBasic Graphics", 205, 280, "#312E81"</w:t>
       </w:r>
     </w:p>
     <w:p>

--- a/Documentation/MacBasic-Users-Guide.docx
+++ b/Documentation/MacBasic-Users-Guide.docx
@@ -518,6 +518,9 @@
           <w:sz w:val="21"/>
         </w:rPr>
         <w:t>Examples use UTF-8 source files with the .bas filename extension. Screen coordinates use points. Canvas coordinates begin at the top-left of the view.</w:t>
+      </w:r>
+      <w:r>
+        <w:t xml:space="preserve"> String literals must be delimited by the straight ASCII double quote character (", U+0022). Curly typographic quotation marks are not string delimiters.</w:t>
       </w:r>
     </w:p>
     <w:p>
@@ -16314,6 +16317,8 @@
       </w:pPr>
       <w:r>
         <w:t>' MacBasic drawing example</w:t>
+        <w:br/>
+        <w:t>' String literals use the straight ASCII U+0022 delimiter only.</w:t>
         <w:br/>
         <w:t>WINDOW OPEN 1, "Drawing Demo", 640, 420, 160, 140</w:t>
         <w:br/>

--- a/Documentation/MacBasic-Users-Guide.docx
+++ b/Documentation/MacBasic-Users-Guide.docx
@@ -1936,6 +1936,30 @@
           <w:sz w:val="21"/>
         </w:rPr>
         <w:t>When a source path is passed on the command line, MacBasic runs without opening the editor. PRINT writes to standard output. Native windows and drawing views are ignored with a diagnostic, and BEEP writes the terminal bell.</w:t>
+      </w:r>
+    </w:p>
+    <w:p>
+      <w:pPr>
+        <w:pStyle w:val="Heading2"/>
+      </w:pPr>
+      <w:r>
+        <w:t>Compiling a Program</w:t>
+      </w:r>
+    </w:p>
+    <w:p>
+      <w:pPr/>
+      <w:r>
+        <w:t>Choose File &gt; Compile or use the Compile button to package the current document as a standalone executable. Select an output name in the save panel. The executable contains the MacBasic runtime and an embedded copy of the source, so the original .bas file is not needed at run time. Compiled programs start the native AppKit or GNUstep host and support WINDOW, VIEW, drawing, sound, and input like the IDE. Build the executable on the operating system where it will run. The optional --console argument selects headless execution, in which native window operations are ignored.</w:t>
+      </w:r>
+    </w:p>
+    <w:p>
+      <w:pPr>
+        <w:pStyle w:val="Syntax"/>
+      </w:pPr>
+      <w:r>
+        <w:t>./build/MacBasic --compile program.bas program</w:t>
+        <w:br/>
+        <w:t>./program</w:t>
       </w:r>
     </w:p>
     <w:p>

--- a/Documentation/MacBasic-Users-Guide.docx
+++ b/Documentation/MacBasic-Users-Guide.docx
@@ -1949,7 +1949,7 @@
     <w:p>
       <w:pPr/>
       <w:r>
-        <w:t>Choose File &gt; Compile or use the Compile button to package the current document as a standalone executable. Select an output name in the save panel. The executable contains the MacBasic runtime and an embedded copy of the source, so the original .bas file is not needed at run time. Compiled programs start the native AppKit or GNUstep host and support WINDOW, VIEW, drawing, sound, and input like the IDE. Build the executable on the operating system where it will run. The optional --console argument selects headless execution, in which native window operations are ignored.</w:t>
+        <w:t>Choose File &gt; Compile or use the Compile button, then select Application or Tool. An application is packaged as a native macOS app wrapper or GNUstep app wrapper and opens with the MacBasic window environment. A tool is a standalone terminal executable. When building an application, choose a custom icon or use the generic MacBasic icon. Custom macOS icons should be .icns files; GNUstep accepts .png, .tiff, or .icns files. Both targets contain the MacBasic runtime and an embedded copy of the source, so the original .bas file is not needed at run time. Build on the operating system where the result will run. The optional --console argument selects headless execution, in which native window operations are ignored.</w:t>
       </w:r>
     </w:p>
     <w:p>
@@ -1957,9 +1957,14 @@
         <w:pStyle w:val="Syntax"/>
       </w:pPr>
       <w:r>
-        <w:t>./build/MacBasic --compile program.bas program</w:t>
+        <w:t>./build/MacBasic --compile-tool program.bas program</w:t>
         <w:br/>
         <w:t>./program</w:t>
+        <w:br/>
+        <w:br/>
+        <w:t>./build/MacBasic --compile-app program.bas Program.app</w:t>
+        <w:br/>
+        <w:t>./build/MacBasic --compile-app program.bas Program.app MyProgram.icns</w:t>
       </w:r>
     </w:p>
     <w:p>
